--- a/Labs/Lab3 Cocktail Sort.docx
+++ b/Labs/Lab3 Cocktail Sort.docx
@@ -167,7 +167,7 @@
       <w:pPr>
         <w:spacing w:after="0"/>
         <w:rPr>
-          <w:rFonts w:eastAsiaTheme="minorEastAsia" w:hint="eastAsia"/>
+          <w:rFonts w:eastAsiaTheme="minorEastAsia"/>
         </w:rPr>
       </w:pPr>
       <w:r>
@@ -201,21 +201,7 @@
             <w:rStyle w:val="Hyperlink"/>
             <w:rFonts w:eastAsiaTheme="minorEastAsia"/>
           </w:rPr>
-          <w:t>https://www.geeksforgeeks.org/dsa/bubble-sort-algorith</w:t>
-        </w:r>
-        <w:r>
-          <w:rPr>
-            <w:rStyle w:val="Hyperlink"/>
-            <w:rFonts w:eastAsiaTheme="minorEastAsia"/>
-          </w:rPr>
-          <w:t>m</w:t>
-        </w:r>
-        <w:r>
-          <w:rPr>
-            <w:rStyle w:val="Hyperlink"/>
-            <w:rFonts w:eastAsiaTheme="minorEastAsia"/>
-          </w:rPr>
-          <w:t>/</w:t>
+          <w:t>https://www.geeksforgeeks.org/dsa/bubble-sort-algorithm/</w:t>
         </w:r>
       </w:hyperlink>
       <w:r>
@@ -242,7 +228,7 @@
     <w:p>
       <w:pPr>
         <w:rPr>
-          <w:rFonts w:eastAsiaTheme="minorEastAsia" w:hint="eastAsia"/>
+          <w:rFonts w:eastAsiaTheme="minorEastAsia"/>
         </w:rPr>
       </w:pPr>
       <w:hyperlink r:id="rId8" w:history="1">
@@ -314,7 +300,7 @@
     <w:p>
       <w:pPr>
         <w:rPr>
-          <w:rFonts w:eastAsiaTheme="minorEastAsia" w:hint="eastAsia"/>
+          <w:rFonts w:eastAsiaTheme="minorEastAsia"/>
         </w:rPr>
       </w:pPr>
       <w:hyperlink r:id="rId10" w:history="1">
@@ -337,7 +323,7 @@
       <w:pPr>
         <w:spacing w:after="0"/>
         <w:rPr>
-          <w:rFonts w:eastAsiaTheme="minorEastAsia" w:hint="eastAsia"/>
+          <w:rFonts w:eastAsiaTheme="minorEastAsia"/>
         </w:rPr>
       </w:pPr>
       <w:r>
@@ -625,7 +611,7 @@
               <w:ind w:left="0" w:firstLine="0"/>
               <w:jc w:val="left"/>
               <w:rPr>
-                <w:rFonts w:eastAsiaTheme="minorEastAsia" w:hint="eastAsia"/>
+                <w:rFonts w:eastAsiaTheme="minorEastAsia"/>
                 <w:color w:val="auto"/>
                 <w:kern w:val="0"/>
                 <w:sz w:val="22"/>
@@ -732,7 +718,7 @@
               <w:ind w:left="0" w:firstLine="0"/>
               <w:jc w:val="left"/>
               <w:rPr>
-                <w:rFonts w:eastAsiaTheme="minorEastAsia" w:hint="eastAsia"/>
+                <w:rFonts w:eastAsiaTheme="minorEastAsia"/>
                 <w:color w:val="auto"/>
                 <w:kern w:val="0"/>
                 <w:sz w:val="22"/>
@@ -763,7 +749,7 @@
               <w:ind w:left="0" w:firstLine="0"/>
               <w:jc w:val="left"/>
               <w:rPr>
-                <w:rFonts w:eastAsiaTheme="minorEastAsia" w:hint="eastAsia"/>
+                <w:rFonts w:eastAsiaTheme="minorEastAsia"/>
                 <w:color w:val="auto"/>
                 <w:kern w:val="0"/>
                 <w:sz w:val="22"/>
@@ -843,7 +829,10 @@
         </w:rPr>
       </w:pPr>
       <w:r>
-        <w:t xml:space="preserve">We provide an assembly program </w:t>
+        <w:t>You are given</w:t>
+      </w:r>
+      <w:r>
+        <w:t xml:space="preserve"> an assembly program </w:t>
       </w:r>
       <w:bookmarkStart w:id="0" w:name="_Hlk211022120"/>
       <w:r>
@@ -866,7 +855,13 @@
       </w:r>
       <w:bookmarkEnd w:id="0"/>
       <w:r>
-        <w:t xml:space="preserve"> that implements the Bubble Sort algorithm. You task is to modify it to implement the </w:t>
+        <w:t xml:space="preserve"> that implements the Bubble Sort algorithm</w:t>
+      </w:r>
+      <w:r>
+        <w:t xml:space="preserve"> as the starting point</w:t>
+      </w:r>
+      <w:r>
+        <w:t xml:space="preserve">. You task is to modify it to implement the </w:t>
       </w:r>
       <w:r>
         <w:rPr>
@@ -1041,10 +1036,7 @@
         <w:t xml:space="preserve"> that is different from </w:t>
       </w:r>
       <w:r>
-        <w:t>Bubble Sort</w:t>
-      </w:r>
-      <w:r>
-        <w:t>.</w:t>
+        <w:t>Bubble Sort.</w:t>
       </w:r>
     </w:p>
     <w:sectPr>
@@ -3839,6 +3831,7 @@
   <w:style w:type="character" w:default="1" w:styleId="DefaultParagraphFont">
     <w:name w:val="Default Paragraph Font"/>
     <w:uiPriority w:val="1"/>
+    <w:semiHidden/>
     <w:unhideWhenUsed/>
   </w:style>
   <w:style w:type="table" w:default="1" w:styleId="TableNormal">

--- a/Labs/Lab3 Cocktail Sort.docx
+++ b/Labs/Lab3 Cocktail Sort.docx
@@ -258,7 +258,19 @@
         <w:rPr>
           <w:rFonts w:eastAsiaTheme="minorEastAsia"/>
         </w:rPr>
-        <w:t>Cocktail Sort is a variation of Bubble sort. Cocktail Sort traverses through a given array in both directions alternatively.</w:t>
+        <w:t xml:space="preserve">Cocktail Sort is a variation of Bubble </w:t>
+      </w:r>
+      <w:r>
+        <w:rPr>
+          <w:rFonts w:eastAsiaTheme="minorEastAsia"/>
+        </w:rPr>
+        <w:t>S</w:t>
+      </w:r>
+      <w:r>
+        <w:rPr>
+          <w:rFonts w:eastAsiaTheme="minorEastAsia"/>
+        </w:rPr>
+        <w:t>ort. Cocktail Sort traverses through a given array in both directions alternatively.</w:t>
       </w:r>
     </w:p>
     <w:p>
@@ -330,7 +342,7 @@
         <w:rPr>
           <w:rFonts w:eastAsiaTheme="minorEastAsia" w:hint="eastAsia"/>
         </w:rPr>
-        <w:t>The following table summarized compares these two algorithms</w:t>
+        <w:t>The following table compares these two algorithms</w:t>
       </w:r>
       <w:r>
         <w:rPr>
@@ -823,7 +835,6 @@
     </w:p>
     <w:p>
       <w:pPr>
-        <w:spacing w:before="240"/>
         <w:rPr>
           <w:rFonts w:eastAsiaTheme="minorEastAsia"/>
         </w:rPr>
@@ -861,7 +872,13 @@
         <w:t xml:space="preserve"> as the starting point</w:t>
       </w:r>
       <w:r>
-        <w:t xml:space="preserve">. You task is to modify it to implement the </w:t>
+        <w:t>. You</w:t>
+      </w:r>
+      <w:r>
+        <w:t>r</w:t>
+      </w:r>
+      <w:r>
+        <w:t xml:space="preserve"> task is to modify it to implement the </w:t>
       </w:r>
       <w:r>
         <w:rPr>
@@ -879,55 +896,139 @@
         <w:rPr>
           <w:rFonts w:eastAsiaTheme="minorEastAsia"/>
         </w:rPr>
-        <w:t xml:space="preserve">. </w:t>
-      </w:r>
-      <w:r>
-        <w:rPr>
-          <w:rFonts w:eastAsiaTheme="minorEastAsia"/>
-        </w:rPr>
-        <w:t>(</w:t>
-      </w:r>
-      <w:r>
-        <w:rPr>
-          <w:rFonts w:eastAsiaTheme="minorEastAsia"/>
-        </w:rPr>
-        <w:t>Tip: refer to the C programs</w:t>
-      </w:r>
-      <w:r>
-        <w:rPr>
-          <w:rFonts w:eastAsiaTheme="minorEastAsia"/>
-        </w:rPr>
-        <w:t xml:space="preserve"> at</w:t>
-      </w:r>
-      <w:r>
-        <w:rPr>
-          <w:rFonts w:eastAsiaTheme="minorEastAsia"/>
-        </w:rPr>
-        <w:t xml:space="preserve"> </w:t>
-      </w:r>
-      <w:r>
-        <w:rPr>
-          <w:rFonts w:eastAsiaTheme="minorEastAsia"/>
-        </w:rPr>
-        <w:t>the links of</w:t>
-      </w:r>
-      <w:r>
-        <w:rPr>
-          <w:rFonts w:eastAsiaTheme="minorEastAsia"/>
-        </w:rPr>
-        <w:t>.geeksforgeeks.</w:t>
-      </w:r>
-      <w:r>
-        <w:rPr>
-          <w:rFonts w:eastAsiaTheme="minorEastAsia"/>
-        </w:rPr>
-        <w:t>org.</w:t>
-      </w:r>
-      <w:r>
-        <w:rPr>
-          <w:rFonts w:eastAsiaTheme="minorEastAsia"/>
-        </w:rPr>
-        <w:t>)</w:t>
+        <w:t xml:space="preserve">, </w:t>
+      </w:r>
+      <w:r>
+        <w:rPr>
+          <w:rFonts w:eastAsiaTheme="minorEastAsia"/>
+        </w:rPr>
+        <w:t>base</w:t>
+      </w:r>
+      <w:r>
+        <w:rPr>
+          <w:rFonts w:eastAsiaTheme="minorEastAsia"/>
+        </w:rPr>
+        <w:t>d</w:t>
+      </w:r>
+      <w:r>
+        <w:rPr>
+          <w:rFonts w:eastAsiaTheme="minorEastAsia"/>
+        </w:rPr>
+        <w:t xml:space="preserve"> on the C program at </w:t>
+      </w:r>
+      <w:hyperlink r:id="rId11" w:history="1">
+        <w:r>
+          <w:rPr>
+            <w:rStyle w:val="Hyperlink"/>
+            <w:rFonts w:eastAsiaTheme="minorEastAsia"/>
+          </w:rPr>
+          <w:t>https://www.geeksforgeeks.org/dsa/cocktail-sort/</w:t>
+        </w:r>
+      </w:hyperlink>
+      <w:r>
+        <w:t>.</w:t>
+      </w:r>
+      <w:r>
+        <w:rPr>
+          <w:rFonts w:eastAsiaTheme="minorEastAsia"/>
+        </w:rPr>
+        <w:t xml:space="preserve"> Your implementation must be </w:t>
+      </w:r>
+      <w:r>
+        <w:rPr>
+          <w:rFonts w:eastAsiaTheme="minorEastAsia"/>
+        </w:rPr>
+        <w:t>derived from</w:t>
+      </w:r>
+      <w:r>
+        <w:rPr>
+          <w:rFonts w:eastAsiaTheme="minorEastAsia"/>
+        </w:rPr>
+        <w:t xml:space="preserve"> the provided </w:t>
+      </w:r>
+      <w:r>
+        <w:t>Bubble Sort algorithm</w:t>
+      </w:r>
+      <w:r>
+        <w:t>, with the same</w:t>
+      </w:r>
+      <w:r>
+        <w:rPr>
+          <w:rFonts w:eastAsiaTheme="minorEastAsia"/>
+        </w:rPr>
+        <w:t xml:space="preserve"> code for </w:t>
+      </w:r>
+      <w:r>
+        <w:rPr>
+          <w:rFonts w:eastAsiaTheme="minorEastAsia"/>
+        </w:rPr>
+        <w:t>Forward pass (left to right)</w:t>
+      </w:r>
+      <w:r>
+        <w:rPr>
+          <w:rFonts w:eastAsiaTheme="minorEastAsia"/>
+        </w:rPr>
+        <w:t xml:space="preserve">, </w:t>
+      </w:r>
+      <w:r>
+        <w:rPr>
+          <w:rFonts w:eastAsiaTheme="minorEastAsia"/>
+        </w:rPr>
+        <w:t xml:space="preserve">and </w:t>
+      </w:r>
+      <w:r>
+        <w:rPr>
+          <w:rFonts w:eastAsiaTheme="minorEastAsia"/>
+        </w:rPr>
+        <w:t>adding a separate</w:t>
+      </w:r>
+      <w:r>
+        <w:rPr>
+          <w:rFonts w:eastAsiaTheme="minorEastAsia"/>
+        </w:rPr>
+        <w:t xml:space="preserve"> Backward pass (right to left)</w:t>
+      </w:r>
+      <w:r>
+        <w:rPr>
+          <w:rFonts w:eastAsiaTheme="minorEastAsia"/>
+        </w:rPr>
+        <w:t>, i.e., you cannot write a</w:t>
+      </w:r>
+      <w:r>
+        <w:rPr>
+          <w:rFonts w:eastAsiaTheme="minorEastAsia"/>
+        </w:rPr>
+        <w:t>n</w:t>
+      </w:r>
+      <w:r>
+        <w:rPr>
+          <w:rFonts w:eastAsiaTheme="minorEastAsia"/>
+        </w:rPr>
+        <w:t xml:space="preserve"> implementation</w:t>
+      </w:r>
+      <w:r>
+        <w:rPr>
+          <w:rFonts w:eastAsiaTheme="minorEastAsia"/>
+        </w:rPr>
+        <w:t xml:space="preserve"> that is </w:t>
+      </w:r>
+      <w:r>
+        <w:rPr>
+          <w:rFonts w:eastAsiaTheme="minorEastAsia"/>
+        </w:rPr>
+        <w:t>completely different</w:t>
+      </w:r>
+      <w:r>
+        <w:rPr>
+          <w:rFonts w:eastAsiaTheme="minorEastAsia"/>
+        </w:rPr>
+        <w:t xml:space="preserve"> from the provided code</w:t>
+      </w:r>
+      <w:r>
+        <w:rPr>
+          <w:rFonts w:eastAsiaTheme="minorEastAsia"/>
+        </w:rPr>
+        <w:t>.</w:t>
       </w:r>
     </w:p>
     <w:p>
@@ -957,7 +1058,19 @@
         <w:rPr>
           <w:rFonts w:ascii="Times New Roman" w:hAnsi="Times New Roman" w:cs="Times New Roman"/>
         </w:rPr>
-        <w:t>Report</w:t>
+        <w:t>R</w:t>
+      </w:r>
+      <w:r>
+        <w:rPr>
+          <w:rFonts w:ascii="Times New Roman" w:hAnsi="Times New Roman" w:cs="Times New Roman"/>
+        </w:rPr>
+        <w:t>e</w:t>
+      </w:r>
+      <w:r>
+        <w:rPr>
+          <w:rFonts w:ascii="Times New Roman" w:hAnsi="Times New Roman" w:cs="Times New Roman"/>
+        </w:rPr>
+        <w:t>port</w:t>
       </w:r>
     </w:p>
     <w:p>
@@ -1006,10 +1119,16 @@
         <w:t xml:space="preserve"> </w:t>
       </w:r>
       <w:r>
-        <w:t>A</w:t>
-      </w:r>
-      <w:r>
-        <w:t xml:space="preserve">lso copy and paste your implemented </w:t>
+        <w:t>Plea</w:t>
+      </w:r>
+      <w:r>
+        <w:t>s</w:t>
+      </w:r>
+      <w:r>
+        <w:t>se</w:t>
+      </w:r>
+      <w:r>
+        <w:t xml:space="preserve"> copy and paste your implemented </w:t>
       </w:r>
       <w:r>
         <w:rPr>
@@ -1040,9 +1159,9 @@
       </w:r>
     </w:p>
     <w:sectPr>
-      <w:footerReference w:type="even" r:id="rId11"/>
-      <w:footerReference w:type="default" r:id="rId12"/>
-      <w:footerReference w:type="first" r:id="rId13"/>
+      <w:footerReference w:type="even" r:id="rId12"/>
+      <w:footerReference w:type="default" r:id="rId13"/>
+      <w:footerReference w:type="first" r:id="rId14"/>
       <w:pgSz w:w="12240" w:h="15840"/>
       <w:pgMar w:top="1901" w:right="1836" w:bottom="2813" w:left="1836" w:header="720" w:footer="2215" w:gutter="0"/>
       <w:cols w:space="720"/>

--- a/Labs/Lab3 Cocktail Sort.docx
+++ b/Labs/Lab3 Cocktail Sort.docx
@@ -872,13 +872,16 @@
         <w:t xml:space="preserve"> as the starting point</w:t>
       </w:r>
       <w:r>
+        <w:t>, and a main.c file as a test harness</w:t>
+      </w:r>
+      <w:r>
         <w:t>. You</w:t>
       </w:r>
       <w:r>
         <w:t>r</w:t>
       </w:r>
       <w:r>
-        <w:t xml:space="preserve"> task is to modify it to implement the </w:t>
+        <w:t xml:space="preserve"> task is to implement the </w:t>
       </w:r>
       <w:r>
         <w:rPr>
@@ -896,7 +899,7 @@
         <w:rPr>
           <w:rFonts w:eastAsiaTheme="minorEastAsia"/>
         </w:rPr>
-        <w:t xml:space="preserve">, </w:t>
+        <w:t xml:space="preserve"> </w:t>
       </w:r>
       <w:r>
         <w:rPr>
@@ -947,10 +950,7 @@
         <w:t xml:space="preserve"> the provided </w:t>
       </w:r>
       <w:r>
-        <w:t>Bubble Sort algorithm</w:t>
-      </w:r>
-      <w:r>
-        <w:t>, with the same</w:t>
+        <w:t>Bubble Sort algorithm, with the same</w:t>
       </w:r>
       <w:r>
         <w:rPr>
@@ -1010,13 +1010,7 @@
         <w:rPr>
           <w:rFonts w:eastAsiaTheme="minorEastAsia"/>
         </w:rPr>
-        <w:t xml:space="preserve"> that is </w:t>
-      </w:r>
-      <w:r>
-        <w:rPr>
-          <w:rFonts w:eastAsiaTheme="minorEastAsia"/>
-        </w:rPr>
-        <w:t>completely different</w:t>
+        <w:t xml:space="preserve"> that is completely different</w:t>
       </w:r>
       <w:r>
         <w:rPr>
@@ -1029,6 +1023,78 @@
           <w:rFonts w:eastAsiaTheme="minorEastAsia"/>
         </w:rPr>
         <w:t>.</w:t>
+      </w:r>
+    </w:p>
+    <w:p>
+      <w:pPr>
+        <w:spacing w:after="0" w:line="360" w:lineRule="auto"/>
+        <w:rPr>
+          <w:szCs w:val="20"/>
+        </w:rPr>
+      </w:pPr>
+      <w:r>
+        <w:rPr>
+          <w:rFonts w:eastAsia="inter"/>
+          <w:szCs w:val="20"/>
+        </w:rPr>
+        <w:t>Compile and run</w:t>
+      </w:r>
+      <w:r>
+        <w:rPr>
+          <w:rFonts w:eastAsia="inter"/>
+          <w:szCs w:val="20"/>
+        </w:rPr>
+        <w:t>:</w:t>
+      </w:r>
+    </w:p>
+    <w:p>
+      <w:pPr>
+        <w:shd w:val="clear" w:color="auto" w:fill="F8F8FA"/>
+        <w:spacing w:after="0" w:line="336" w:lineRule="auto"/>
+        <w:jc w:val="left"/>
+        <w:rPr>
+          <w:szCs w:val="20"/>
+        </w:rPr>
+      </w:pPr>
+      <w:r>
+        <w:rPr>
+          <w:szCs w:val="20"/>
+        </w:rPr>
+        <w:t>a</w:t>
+      </w:r>
+      <w:r>
+        <w:rPr>
+          <w:szCs w:val="20"/>
+        </w:rPr>
+        <w:t>rm-linux-gnueabihf-as -o bubble_sort.o bubble_sort.s</w:t>
+      </w:r>
+    </w:p>
+    <w:p>
+      <w:pPr>
+        <w:shd w:val="clear" w:color="auto" w:fill="F8F8FA"/>
+        <w:spacing w:after="0" w:line="336" w:lineRule="auto"/>
+        <w:jc w:val="left"/>
+        <w:rPr>
+          <w:szCs w:val="20"/>
+        </w:rPr>
+      </w:pPr>
+      <w:r>
+        <w:rPr>
+          <w:szCs w:val="20"/>
+        </w:rPr>
+        <w:t xml:space="preserve">arm-linux-gnueabihf-gcc -o </w:t>
+      </w:r>
+      <w:r>
+        <w:rPr>
+          <w:szCs w:val="20"/>
+        </w:rPr>
+        <w:t>main</w:t>
+      </w:r>
+      <w:r>
+        <w:rPr>
+          <w:szCs w:val="20"/>
+        </w:rPr>
+        <w:t xml:space="preserve"> main.c bubble_sort.o</w:t>
       </w:r>
     </w:p>
     <w:p>
@@ -1076,9 +1142,51 @@
     <w:p>
       <w:pPr>
         <w:rPr>
-          <w:szCs w:val="20"/>
-        </w:rPr>
-      </w:pPr>
+          <w:rFonts w:eastAsiaTheme="minorEastAsia"/>
+        </w:rPr>
+      </w:pPr>
+      <w:r>
+        <w:t>Put</w:t>
+      </w:r>
+      <w:r>
+        <w:t xml:space="preserve"> your implementation </w:t>
+      </w:r>
+      <w:r>
+        <w:t xml:space="preserve">as a subroutine </w:t>
+      </w:r>
+      <w:r>
+        <w:t>cocktail_sort</w:t>
+      </w:r>
+      <w:r>
+        <w:t xml:space="preserve"> </w:t>
+      </w:r>
+      <w:r>
+        <w:t>in</w:t>
+      </w:r>
+      <w:r>
+        <w:t xml:space="preserve"> </w:t>
+      </w:r>
+      <w:r>
+        <w:t>bubblesort.s</w:t>
+      </w:r>
+      <w:r>
+        <w:t xml:space="preserve"> and upload </w:t>
+      </w:r>
+      <w:r>
+        <w:t>both this file and</w:t>
+      </w:r>
+      <w:r>
+        <w:t xml:space="preserve"> main.c</w:t>
+      </w:r>
+      <w:r>
+        <w:t xml:space="preserve"> file</w:t>
+      </w:r>
+      <w:r>
+        <w:t>.</w:t>
+      </w:r>
+      <w:r>
+        <w:t xml:space="preserve"> </w:t>
+      </w:r>
       <w:r>
         <w:t>U</w:t>
       </w:r>
@@ -1086,76 +1194,62 @@
         <w:t xml:space="preserve">se the project report </w:t>
       </w:r>
       <w:r>
-        <w:t>template</w:t>
-      </w:r>
-      <w:r>
-        <w:t xml:space="preserve"> and submit the report in PDF format</w:t>
+        <w:t xml:space="preserve">template and submit the report in PDF format. </w:t>
+      </w:r>
+      <w:r>
+        <w:t>Please</w:t>
+      </w:r>
+      <w:r>
+        <w:t xml:space="preserve"> copy and paste your </w:t>
+      </w:r>
+      <w:r>
+        <w:lastRenderedPageBreak/>
+        <w:t xml:space="preserve">implemented </w:t>
+      </w:r>
+      <w:r>
+        <w:rPr>
+          <w:rFonts w:eastAsiaTheme="minorEastAsia"/>
+        </w:rPr>
+        <w:t>Cocktail Sort</w:t>
+      </w:r>
+      <w:r>
+        <w:rPr>
+          <w:rFonts w:eastAsiaTheme="minorEastAsia"/>
+        </w:rPr>
+        <w:t xml:space="preserve"> algorithm into the report, and </w:t>
+      </w:r>
+      <w:r>
+        <w:rPr>
+          <w:rFonts w:eastAsiaTheme="minorEastAsia"/>
+        </w:rPr>
+        <w:t xml:space="preserve">provide a line-by-line explanation of the </w:t>
+      </w:r>
+      <w:r>
+        <w:rPr>
+          <w:rFonts w:eastAsiaTheme="minorEastAsia"/>
+        </w:rPr>
+        <w:t xml:space="preserve">new </w:t>
+      </w:r>
+      <w:r>
+        <w:rPr>
+          <w:rFonts w:eastAsiaTheme="minorEastAsia"/>
+        </w:rPr>
+        <w:t>code</w:t>
+      </w:r>
+      <w:r>
+        <w:rPr>
+          <w:rFonts w:eastAsiaTheme="minorEastAsia"/>
+        </w:rPr>
+        <w:t xml:space="preserve"> </w:t>
+      </w:r>
+      <w:r>
+        <w:rPr>
+          <w:rFonts w:eastAsiaTheme="minorEastAsia"/>
+        </w:rPr>
+        <w:t>that you wrote</w:t>
       </w:r>
       <w:r>
         <w:t>.</w:t>
-      </w:r>
-      <w:r>
-        <w:t xml:space="preserve"> </w:t>
-      </w:r>
-      <w:r>
-        <w:t>Put</w:t>
-      </w:r>
-      <w:r>
-        <w:t xml:space="preserve"> your implementation </w:t>
-      </w:r>
-      <w:r>
-        <w:t>as a subroutine in</w:t>
-      </w:r>
-      <w:r>
-        <w:t xml:space="preserve"> </w:t>
-      </w:r>
-      <w:r>
-        <w:t>bubblesort.s</w:t>
-      </w:r>
-      <w:r>
-        <w:t xml:space="preserve"> and upload it.</w:t>
-      </w:r>
-      <w:r>
-        <w:t xml:space="preserve"> </w:t>
-      </w:r>
-      <w:r>
-        <w:t>Plea</w:t>
-      </w:r>
-      <w:r>
-        <w:t>s</w:t>
-      </w:r>
-      <w:r>
-        <w:t>se</w:t>
-      </w:r>
-      <w:r>
-        <w:t xml:space="preserve"> copy and paste your implemented </w:t>
-      </w:r>
-      <w:r>
-        <w:rPr>
-          <w:rFonts w:eastAsiaTheme="minorEastAsia"/>
-        </w:rPr>
-        <w:t>Cocktail Sort</w:t>
-      </w:r>
-      <w:r>
-        <w:rPr>
-          <w:rFonts w:eastAsiaTheme="minorEastAsia"/>
-        </w:rPr>
-        <w:t xml:space="preserve"> algorithm into the report, and </w:t>
-      </w:r>
-      <w:r>
-        <w:rPr>
-          <w:rFonts w:eastAsiaTheme="minorEastAsia"/>
-        </w:rPr>
-        <w:t>provide a line-by-line explanation of the code</w:t>
-      </w:r>
-      <w:r>
-        <w:rPr>
-          <w:rFonts w:eastAsiaTheme="minorEastAsia"/>
-        </w:rPr>
-        <w:t xml:space="preserve"> that is different from </w:t>
-      </w:r>
-      <w:r>
-        <w:t>Bubble Sort.</w:t>
       </w:r>
     </w:p>
     <w:sectPr>

--- a/Labs/Lab3 Cocktail Sort.docx
+++ b/Labs/Lab3 Cocktail Sort.docx
@@ -62,11 +62,16 @@
         <w:t xml:space="preserve">an </w:t>
       </w:r>
       <w:r>
-        <w:t>assembly program</w:t>
+        <w:t xml:space="preserve">assembly </w:t>
+      </w:r>
+      <w:proofErr w:type="gramStart"/>
+      <w:r>
+        <w:t>program</w:t>
       </w:r>
       <w:r>
         <w:t>s</w:t>
       </w:r>
+      <w:proofErr w:type="gramEnd"/>
       <w:r>
         <w:t xml:space="preserve"> to </w:t>
       </w:r>
@@ -186,7 +191,21 @@
         <w:rPr>
           <w:rFonts w:eastAsiaTheme="minorEastAsia"/>
         </w:rPr>
-        <w:t xml:space="preserve"> traverses elements from left and moves the largest element to its correct position in the first iteration and second-largest in the second iteration and so on.</w:t>
+        <w:t xml:space="preserve"> traverses elements from left and moves the largest element to its correct position in the first iteration and </w:t>
+      </w:r>
+      <w:proofErr w:type="gramStart"/>
+      <w:r>
+        <w:rPr>
+          <w:rFonts w:eastAsiaTheme="minorEastAsia"/>
+        </w:rPr>
+        <w:t>second-largest</w:t>
+      </w:r>
+      <w:proofErr w:type="gramEnd"/>
+      <w:r>
+        <w:rPr>
+          <w:rFonts w:eastAsiaTheme="minorEastAsia"/>
+        </w:rPr>
+        <w:t xml:space="preserve"> in the second iteration and so on.</w:t>
       </w:r>
     </w:p>
     <w:p>
@@ -872,7 +891,15 @@
         <w:t xml:space="preserve"> as the starting point</w:t>
       </w:r>
       <w:r>
-        <w:t>, and a main.c file as a test harness</w:t>
+        <w:t xml:space="preserve">, and a </w:t>
+      </w:r>
+      <w:proofErr w:type="spellStart"/>
+      <w:r>
+        <w:t>main.c</w:t>
+      </w:r>
+      <w:proofErr w:type="spellEnd"/>
+      <w:r>
+        <w:t xml:space="preserve"> file as a test harness</w:t>
       </w:r>
       <w:r>
         <w:t>. You</w:t>
@@ -1066,8 +1093,62 @@
         <w:rPr>
           <w:szCs w:val="20"/>
         </w:rPr>
-        <w:t>rm-linux-gnueabihf-as -o bubble_sort.o bubble_sort.s</w:t>
-      </w:r>
+        <w:t>rm-</w:t>
+      </w:r>
+      <w:proofErr w:type="spellStart"/>
+      <w:r>
+        <w:rPr>
+          <w:szCs w:val="20"/>
+        </w:rPr>
+        <w:t>linux</w:t>
+      </w:r>
+      <w:proofErr w:type="spellEnd"/>
+      <w:r>
+        <w:rPr>
+          <w:szCs w:val="20"/>
+        </w:rPr>
+        <w:t>-</w:t>
+      </w:r>
+      <w:proofErr w:type="spellStart"/>
+      <w:r>
+        <w:rPr>
+          <w:szCs w:val="20"/>
+        </w:rPr>
+        <w:t>gnueabihf</w:t>
+      </w:r>
+      <w:proofErr w:type="spellEnd"/>
+      <w:r>
+        <w:rPr>
+          <w:szCs w:val="20"/>
+        </w:rPr>
+        <w:t xml:space="preserve">-as -o </w:t>
+      </w:r>
+      <w:proofErr w:type="spellStart"/>
+      <w:proofErr w:type="gramStart"/>
+      <w:r>
+        <w:rPr>
+          <w:szCs w:val="20"/>
+        </w:rPr>
+        <w:t>bubblesort.o</w:t>
+      </w:r>
+      <w:proofErr w:type="spellEnd"/>
+      <w:proofErr w:type="gramEnd"/>
+      <w:r>
+        <w:rPr>
+          <w:szCs w:val="20"/>
+        </w:rPr>
+        <w:t xml:space="preserve"> </w:t>
+      </w:r>
+      <w:proofErr w:type="spellStart"/>
+      <w:proofErr w:type="gramStart"/>
+      <w:r>
+        <w:rPr>
+          <w:szCs w:val="20"/>
+        </w:rPr>
+        <w:t>bubblesort.s</w:t>
+      </w:r>
+      <w:proofErr w:type="spellEnd"/>
+      <w:proofErr w:type="gramEnd"/>
     </w:p>
     <w:p>
       <w:pPr>
@@ -1082,20 +1163,72 @@
         <w:rPr>
           <w:szCs w:val="20"/>
         </w:rPr>
-        <w:t xml:space="preserve">arm-linux-gnueabihf-gcc -o </w:t>
-      </w:r>
+        <w:t>arm-</w:t>
+      </w:r>
+      <w:proofErr w:type="spellStart"/>
       <w:r>
         <w:rPr>
           <w:szCs w:val="20"/>
         </w:rPr>
+        <w:t>linux</w:t>
+      </w:r>
+      <w:proofErr w:type="spellEnd"/>
+      <w:r>
+        <w:rPr>
+          <w:szCs w:val="20"/>
+        </w:rPr>
+        <w:t>-</w:t>
+      </w:r>
+      <w:proofErr w:type="spellStart"/>
+      <w:r>
+        <w:rPr>
+          <w:szCs w:val="20"/>
+        </w:rPr>
+        <w:t>gnueabihf-gcc</w:t>
+      </w:r>
+      <w:proofErr w:type="spellEnd"/>
+      <w:r>
+        <w:rPr>
+          <w:szCs w:val="20"/>
+        </w:rPr>
+        <w:t xml:space="preserve"> -o </w:t>
+      </w:r>
+      <w:r>
+        <w:rPr>
+          <w:szCs w:val="20"/>
+        </w:rPr>
         <w:t>main</w:t>
       </w:r>
       <w:r>
         <w:rPr>
           <w:szCs w:val="20"/>
         </w:rPr>
-        <w:t xml:space="preserve"> main.c bubble_sort.o</w:t>
-      </w:r>
+        <w:t xml:space="preserve"> </w:t>
+      </w:r>
+      <w:proofErr w:type="spellStart"/>
+      <w:r>
+        <w:rPr>
+          <w:szCs w:val="20"/>
+        </w:rPr>
+        <w:t>main.c</w:t>
+      </w:r>
+      <w:proofErr w:type="spellEnd"/>
+      <w:r>
+        <w:rPr>
+          <w:szCs w:val="20"/>
+        </w:rPr>
+        <w:t xml:space="preserve"> </w:t>
+      </w:r>
+      <w:proofErr w:type="spellStart"/>
+      <w:proofErr w:type="gramStart"/>
+      <w:r>
+        <w:rPr>
+          <w:szCs w:val="20"/>
+        </w:rPr>
+        <w:t>bubblesort.o</w:t>
+      </w:r>
+      <w:proofErr w:type="spellEnd"/>
+      <w:proofErr w:type="gramEnd"/>
     </w:p>
     <w:p>
       <w:pPr>
@@ -1154,9 +1287,11 @@
       <w:r>
         <w:t xml:space="preserve">as a subroutine </w:t>
       </w:r>
+      <w:proofErr w:type="spellStart"/>
       <w:r>
         <w:t>cocktail_sort</w:t>
       </w:r>
+      <w:proofErr w:type="spellEnd"/>
       <w:r>
         <w:t xml:space="preserve"> </w:t>
       </w:r>
@@ -1166,9 +1301,13 @@
       <w:r>
         <w:t xml:space="preserve"> </w:t>
       </w:r>
+      <w:proofErr w:type="spellStart"/>
+      <w:proofErr w:type="gramStart"/>
       <w:r>
         <w:t>bubblesort.s</w:t>
       </w:r>
+      <w:proofErr w:type="spellEnd"/>
+      <w:proofErr w:type="gramEnd"/>
       <w:r>
         <w:t xml:space="preserve"> and upload </w:t>
       </w:r>
@@ -1176,8 +1315,13 @@
         <w:t>both this file and</w:t>
       </w:r>
       <w:r>
-        <w:t xml:space="preserve"> main.c</w:t>
-      </w:r>
+        <w:t xml:space="preserve"> </w:t>
+      </w:r>
+      <w:proofErr w:type="spellStart"/>
+      <w:r>
+        <w:t>main.c</w:t>
+      </w:r>
+      <w:proofErr w:type="spellEnd"/>
       <w:r>
         <w:t xml:space="preserve"> file</w:t>
       </w:r>
@@ -1216,7 +1360,21 @@
         <w:rPr>
           <w:rFonts w:eastAsiaTheme="minorEastAsia"/>
         </w:rPr>
-        <w:t xml:space="preserve"> algorithm into the report, and </w:t>
+        <w:t xml:space="preserve"> algorithm into the </w:t>
+      </w:r>
+      <w:proofErr w:type="gramStart"/>
+      <w:r>
+        <w:rPr>
+          <w:rFonts w:eastAsiaTheme="minorEastAsia"/>
+        </w:rPr>
+        <w:t>report, and</w:t>
+      </w:r>
+      <w:proofErr w:type="gramEnd"/>
+      <w:r>
+        <w:rPr>
+          <w:rFonts w:eastAsiaTheme="minorEastAsia"/>
+        </w:rPr>
+        <w:t xml:space="preserve"> </w:t>
       </w:r>
       <w:r>
         <w:rPr>

--- a/Labs/Lab3 Cocktail Sort.docx
+++ b/Labs/Lab3 Cocktail Sort.docx
@@ -62,16 +62,11 @@
         <w:t xml:space="preserve">an </w:t>
       </w:r>
       <w:r>
-        <w:t xml:space="preserve">assembly </w:t>
-      </w:r>
-      <w:proofErr w:type="gramStart"/>
-      <w:r>
-        <w:t>program</w:t>
+        <w:t>assembly program</w:t>
       </w:r>
       <w:r>
         <w:t>s</w:t>
       </w:r>
-      <w:proofErr w:type="gramEnd"/>
       <w:r>
         <w:t xml:space="preserve"> to </w:t>
       </w:r>
@@ -191,21 +186,7 @@
         <w:rPr>
           <w:rFonts w:eastAsiaTheme="minorEastAsia"/>
         </w:rPr>
-        <w:t xml:space="preserve"> traverses elements from left and moves the largest element to its correct position in the first iteration and </w:t>
-      </w:r>
-      <w:proofErr w:type="gramStart"/>
-      <w:r>
-        <w:rPr>
-          <w:rFonts w:eastAsiaTheme="minorEastAsia"/>
-        </w:rPr>
-        <w:t>second-largest</w:t>
-      </w:r>
-      <w:proofErr w:type="gramEnd"/>
-      <w:r>
-        <w:rPr>
-          <w:rFonts w:eastAsiaTheme="minorEastAsia"/>
-        </w:rPr>
-        <w:t xml:space="preserve"> in the second iteration and so on.</w:t>
+        <w:t xml:space="preserve"> traverses elements from left and moves the largest element to its correct position in the first iteration and second-largest in the second iteration and so on.</w:t>
       </w:r>
     </w:p>
     <w:p>
@@ -891,15 +872,7 @@
         <w:t xml:space="preserve"> as the starting point</w:t>
       </w:r>
       <w:r>
-        <w:t xml:space="preserve">, and a </w:t>
-      </w:r>
-      <w:proofErr w:type="spellStart"/>
-      <w:r>
-        <w:t>main.c</w:t>
-      </w:r>
-      <w:proofErr w:type="spellEnd"/>
-      <w:r>
-        <w:t xml:space="preserve"> file as a test harness</w:t>
+        <w:t>, and a main.c file as a test harness</w:t>
       </w:r>
       <w:r>
         <w:t>. You</w:t>
@@ -956,100 +929,163 @@
         </w:r>
       </w:hyperlink>
       <w:r>
+        <w:t xml:space="preserve">, by adding a </w:t>
+      </w:r>
+      <w:r>
+        <w:rPr>
+          <w:rFonts w:eastAsiaTheme="minorEastAsia"/>
+        </w:rPr>
+        <w:t>Backward pass (right to left)</w:t>
+      </w:r>
+      <w:r>
+        <w:rPr>
+          <w:rFonts w:eastAsiaTheme="minorEastAsia"/>
+        </w:rPr>
+        <w:t xml:space="preserve"> in addition to the f</w:t>
+      </w:r>
+      <w:r>
+        <w:rPr>
+          <w:rFonts w:eastAsiaTheme="minorEastAsia"/>
+        </w:rPr>
+        <w:t>orward pass (left to right)</w:t>
+      </w:r>
+      <w:r>
+        <w:rPr>
+          <w:rFonts w:eastAsiaTheme="minorEastAsia"/>
+        </w:rPr>
+        <w:t xml:space="preserve"> of b</w:t>
+      </w:r>
+      <w:r>
+        <w:rPr>
+          <w:rFonts w:eastAsiaTheme="minorEastAsia"/>
+        </w:rPr>
+        <w:t>u</w:t>
+      </w:r>
+      <w:r>
+        <w:rPr>
+          <w:rFonts w:eastAsiaTheme="minorEastAsia"/>
+        </w:rPr>
+        <w:t>bblesort.</w:t>
+      </w:r>
+      <w:r>
+        <w:rPr>
+          <w:rFonts w:eastAsiaTheme="minorEastAsia"/>
+        </w:rPr>
+        <w:t xml:space="preserve"> </w:t>
+      </w:r>
+      <w:r>
+        <w:rPr>
+          <w:rFonts w:eastAsiaTheme="minorEastAsia"/>
+        </w:rPr>
+        <w:t xml:space="preserve"> </w:t>
+      </w:r>
+      <w:r>
+        <w:rPr>
+          <w:rFonts w:eastAsiaTheme="minorEastAsia"/>
+          <w:strike/>
+        </w:rPr>
+        <w:t xml:space="preserve">Your implementation must be </w:t>
+      </w:r>
+      <w:r>
+        <w:rPr>
+          <w:rFonts w:eastAsiaTheme="minorEastAsia"/>
+          <w:strike/>
+        </w:rPr>
+        <w:t>derived from</w:t>
+      </w:r>
+      <w:r>
+        <w:rPr>
+          <w:rFonts w:eastAsiaTheme="minorEastAsia"/>
+          <w:strike/>
+        </w:rPr>
+        <w:t xml:space="preserve"> the provided </w:t>
+      </w:r>
+      <w:r>
+        <w:rPr>
+          <w:strike/>
+        </w:rPr>
+        <w:t>Bubble Sort algorithm, with the same</w:t>
+      </w:r>
+      <w:r>
+        <w:rPr>
+          <w:rFonts w:eastAsiaTheme="minorEastAsia"/>
+          <w:strike/>
+        </w:rPr>
+        <w:t xml:space="preserve"> code for Forward pass (left to right), </w:t>
+      </w:r>
+      <w:r>
+        <w:rPr>
+          <w:rFonts w:eastAsiaTheme="minorEastAsia"/>
+          <w:strike/>
+        </w:rPr>
+        <w:t xml:space="preserve">and </w:t>
+      </w:r>
+      <w:r>
+        <w:rPr>
+          <w:rFonts w:eastAsiaTheme="minorEastAsia"/>
+          <w:strike/>
+        </w:rPr>
+        <w:t>adding a separate Backward pass (right to left), i.e., you cannot write a</w:t>
+      </w:r>
+      <w:r>
+        <w:rPr>
+          <w:rFonts w:eastAsiaTheme="minorEastAsia"/>
+          <w:strike/>
+        </w:rPr>
+        <w:t>n</w:t>
+      </w:r>
+      <w:r>
+        <w:rPr>
+          <w:rFonts w:eastAsiaTheme="minorEastAsia"/>
+          <w:strike/>
+        </w:rPr>
+        <w:t xml:space="preserve"> implementation</w:t>
+      </w:r>
+      <w:r>
+        <w:rPr>
+          <w:rFonts w:eastAsiaTheme="minorEastAsia"/>
+          <w:strike/>
+        </w:rPr>
+        <w:t xml:space="preserve"> that is completely different</w:t>
+      </w:r>
+      <w:r>
+        <w:rPr>
+          <w:rFonts w:eastAsiaTheme="minorEastAsia"/>
+          <w:strike/>
+        </w:rPr>
+        <w:t xml:space="preserve"> from the provided code</w:t>
+      </w:r>
+      <w:r>
+        <w:rPr>
+          <w:rFonts w:eastAsiaTheme="minorEastAsia"/>
+          <w:strike/>
+        </w:rPr>
         <w:t>.</w:t>
       </w:r>
       <w:r>
         <w:rPr>
           <w:rFonts w:eastAsiaTheme="minorEastAsia"/>
-        </w:rPr>
-        <w:t xml:space="preserve"> Your implementation must be </w:t>
-      </w:r>
-      <w:r>
-        <w:rPr>
-          <w:rFonts w:eastAsiaTheme="minorEastAsia"/>
-        </w:rPr>
-        <w:t>derived from</w:t>
-      </w:r>
-      <w:r>
-        <w:rPr>
-          <w:rFonts w:eastAsiaTheme="minorEastAsia"/>
-        </w:rPr>
-        <w:t xml:space="preserve"> the provided </w:t>
-      </w:r>
-      <w:r>
-        <w:t>Bubble Sort algorithm, with the same</w:t>
-      </w:r>
-      <w:r>
-        <w:rPr>
-          <w:rFonts w:eastAsiaTheme="minorEastAsia"/>
-        </w:rPr>
-        <w:t xml:space="preserve"> code for </w:t>
-      </w:r>
-      <w:r>
-        <w:rPr>
-          <w:rFonts w:eastAsiaTheme="minorEastAsia"/>
-        </w:rPr>
-        <w:t>Forward pass (left to right)</w:t>
-      </w:r>
-      <w:r>
-        <w:rPr>
-          <w:rFonts w:eastAsiaTheme="minorEastAsia"/>
-        </w:rPr>
-        <w:t xml:space="preserve">, </w:t>
-      </w:r>
-      <w:r>
-        <w:rPr>
-          <w:rFonts w:eastAsiaTheme="minorEastAsia"/>
-        </w:rPr>
-        <w:t xml:space="preserve">and </w:t>
-      </w:r>
-      <w:r>
-        <w:rPr>
-          <w:rFonts w:eastAsiaTheme="minorEastAsia"/>
-        </w:rPr>
-        <w:t>adding a separate</w:t>
-      </w:r>
-      <w:r>
-        <w:rPr>
-          <w:rFonts w:eastAsiaTheme="minorEastAsia"/>
-        </w:rPr>
-        <w:t xml:space="preserve"> Backward pass (right to left)</w:t>
-      </w:r>
-      <w:r>
-        <w:rPr>
-          <w:rFonts w:eastAsiaTheme="minorEastAsia"/>
-        </w:rPr>
-        <w:t>, i.e., you cannot write a</w:t>
-      </w:r>
-      <w:r>
-        <w:rPr>
-          <w:rFonts w:eastAsiaTheme="minorEastAsia"/>
-        </w:rPr>
-        <w:t>n</w:t>
-      </w:r>
-      <w:r>
-        <w:rPr>
-          <w:rFonts w:eastAsiaTheme="minorEastAsia"/>
-        </w:rPr>
-        <w:t xml:space="preserve"> implementation</w:t>
-      </w:r>
-      <w:r>
-        <w:rPr>
-          <w:rFonts w:eastAsiaTheme="minorEastAsia"/>
-        </w:rPr>
-        <w:t xml:space="preserve"> that is completely different</w:t>
-      </w:r>
-      <w:r>
-        <w:rPr>
-          <w:rFonts w:eastAsiaTheme="minorEastAsia"/>
-        </w:rPr>
-        <w:t xml:space="preserve"> from the provided code</w:t>
+          <w:strike/>
+        </w:rPr>
+        <w:t xml:space="preserve"> </w:t>
+      </w:r>
+      <w:r>
+        <w:rPr>
+          <w:rFonts w:eastAsiaTheme="minorEastAsia"/>
+        </w:rPr>
+        <w:t>(This requirement is removed</w:t>
       </w:r>
       <w:r>
         <w:rPr>
           <w:rFonts w:eastAsiaTheme="minorEastAsia"/>
         </w:rPr>
         <w:t>.</w:t>
+      </w:r>
+      <w:r>
+        <w:rPr>
+          <w:rFonts w:eastAsiaTheme="minorEastAsia"/>
+        </w:rPr>
+        <w:t>)</w:t>
       </w:r>
     </w:p>
     <w:p>
@@ -1093,62 +1129,8 @@
         <w:rPr>
           <w:szCs w:val="20"/>
         </w:rPr>
-        <w:t>rm-</w:t>
-      </w:r>
-      <w:proofErr w:type="spellStart"/>
-      <w:r>
-        <w:rPr>
-          <w:szCs w:val="20"/>
-        </w:rPr>
-        <w:t>linux</w:t>
-      </w:r>
-      <w:proofErr w:type="spellEnd"/>
-      <w:r>
-        <w:rPr>
-          <w:szCs w:val="20"/>
-        </w:rPr>
-        <w:t>-</w:t>
-      </w:r>
-      <w:proofErr w:type="spellStart"/>
-      <w:r>
-        <w:rPr>
-          <w:szCs w:val="20"/>
-        </w:rPr>
-        <w:t>gnueabihf</w:t>
-      </w:r>
-      <w:proofErr w:type="spellEnd"/>
-      <w:r>
-        <w:rPr>
-          <w:szCs w:val="20"/>
-        </w:rPr>
-        <w:t xml:space="preserve">-as -o </w:t>
-      </w:r>
-      <w:proofErr w:type="spellStart"/>
-      <w:proofErr w:type="gramStart"/>
-      <w:r>
-        <w:rPr>
-          <w:szCs w:val="20"/>
-        </w:rPr>
-        <w:t>bubblesort.o</w:t>
-      </w:r>
-      <w:proofErr w:type="spellEnd"/>
-      <w:proofErr w:type="gramEnd"/>
-      <w:r>
-        <w:rPr>
-          <w:szCs w:val="20"/>
-        </w:rPr>
-        <w:t xml:space="preserve"> </w:t>
-      </w:r>
-      <w:proofErr w:type="spellStart"/>
-      <w:proofErr w:type="gramStart"/>
-      <w:r>
-        <w:rPr>
-          <w:szCs w:val="20"/>
-        </w:rPr>
-        <w:t>bubblesort.s</w:t>
-      </w:r>
-      <w:proofErr w:type="spellEnd"/>
-      <w:proofErr w:type="gramEnd"/>
+        <w:t>rm-linux-gnueabihf-as -o bubblesort.o bubblesort.s</w:t>
+      </w:r>
     </w:p>
     <w:p>
       <w:pPr>
@@ -1163,72 +1145,20 @@
         <w:rPr>
           <w:szCs w:val="20"/>
         </w:rPr>
-        <w:t>arm-</w:t>
-      </w:r>
-      <w:proofErr w:type="spellStart"/>
+        <w:t xml:space="preserve">arm-linux-gnueabihf-gcc -o </w:t>
+      </w:r>
       <w:r>
         <w:rPr>
           <w:szCs w:val="20"/>
         </w:rPr>
-        <w:t>linux</w:t>
-      </w:r>
-      <w:proofErr w:type="spellEnd"/>
+        <w:t>main</w:t>
+      </w:r>
       <w:r>
         <w:rPr>
           <w:szCs w:val="20"/>
         </w:rPr>
-        <w:t>-</w:t>
-      </w:r>
-      <w:proofErr w:type="spellStart"/>
-      <w:r>
-        <w:rPr>
-          <w:szCs w:val="20"/>
-        </w:rPr>
-        <w:t>gnueabihf-gcc</w:t>
-      </w:r>
-      <w:proofErr w:type="spellEnd"/>
-      <w:r>
-        <w:rPr>
-          <w:szCs w:val="20"/>
-        </w:rPr>
-        <w:t xml:space="preserve"> -o </w:t>
-      </w:r>
-      <w:r>
-        <w:rPr>
-          <w:szCs w:val="20"/>
-        </w:rPr>
-        <w:t>main</w:t>
-      </w:r>
-      <w:r>
-        <w:rPr>
-          <w:szCs w:val="20"/>
-        </w:rPr>
-        <w:t xml:space="preserve"> </w:t>
-      </w:r>
-      <w:proofErr w:type="spellStart"/>
-      <w:r>
-        <w:rPr>
-          <w:szCs w:val="20"/>
-        </w:rPr>
-        <w:t>main.c</w:t>
-      </w:r>
-      <w:proofErr w:type="spellEnd"/>
-      <w:r>
-        <w:rPr>
-          <w:szCs w:val="20"/>
-        </w:rPr>
-        <w:t xml:space="preserve"> </w:t>
-      </w:r>
-      <w:proofErr w:type="spellStart"/>
-      <w:proofErr w:type="gramStart"/>
-      <w:r>
-        <w:rPr>
-          <w:szCs w:val="20"/>
-        </w:rPr>
-        <w:t>bubblesort.o</w:t>
-      </w:r>
-      <w:proofErr w:type="spellEnd"/>
-      <w:proofErr w:type="gramEnd"/>
+        <w:t xml:space="preserve"> main.c bubblesort.o</w:t>
+      </w:r>
     </w:p>
     <w:p>
       <w:pPr>
@@ -1245,6 +1175,7 @@
         <w:rPr>
           <w:rFonts w:ascii="Times New Roman" w:hAnsi="Times New Roman" w:cs="Times New Roman"/>
         </w:rPr>
+        <w:lastRenderedPageBreak/>
         <w:t>4</w:t>
       </w:r>
       <w:r>
@@ -1287,50 +1218,36 @@
       <w:r>
         <w:t xml:space="preserve">as a subroutine </w:t>
       </w:r>
-      <w:proofErr w:type="spellStart"/>
-      <w:r>
-        <w:t>cocktail_sort</w:t>
-      </w:r>
-      <w:proofErr w:type="spellEnd"/>
+      <w:r>
+        <w:t xml:space="preserve">cocktail_sort </w:t>
+      </w:r>
+      <w:r>
+        <w:t>in</w:t>
+      </w:r>
       <w:r>
         <w:t xml:space="preserve"> </w:t>
       </w:r>
       <w:r>
-        <w:t>in</w:t>
+        <w:t>bubblesort.s</w:t>
+      </w:r>
+      <w:r>
+        <w:t xml:space="preserve"> and upload </w:t>
+      </w:r>
+      <w:r>
+        <w:t>both this file and</w:t>
+      </w:r>
+      <w:r>
+        <w:t xml:space="preserve"> main.c</w:t>
+      </w:r>
+      <w:r>
+        <w:t xml:space="preserve"> file</w:t>
+      </w:r>
+      <w:r>
+        <w:t>.</w:t>
       </w:r>
       <w:r>
         <w:t xml:space="preserve"> </w:t>
       </w:r>
-      <w:proofErr w:type="spellStart"/>
-      <w:proofErr w:type="gramStart"/>
-      <w:r>
-        <w:t>bubblesort.s</w:t>
-      </w:r>
-      <w:proofErr w:type="spellEnd"/>
-      <w:proofErr w:type="gramEnd"/>
-      <w:r>
-        <w:t xml:space="preserve"> and upload </w:t>
-      </w:r>
-      <w:r>
-        <w:t>both this file and</w:t>
-      </w:r>
-      <w:r>
-        <w:t xml:space="preserve"> </w:t>
-      </w:r>
-      <w:proofErr w:type="spellStart"/>
-      <w:r>
-        <w:t>main.c</w:t>
-      </w:r>
-      <w:proofErr w:type="spellEnd"/>
-      <w:r>
-        <w:t xml:space="preserve"> file</w:t>
-      </w:r>
-      <w:r>
-        <w:t>.</w:t>
-      </w:r>
-      <w:r>
-        <w:t xml:space="preserve"> </w:t>
-      </w:r>
       <w:r>
         <w:t>U</w:t>
       </w:r>
@@ -1344,11 +1261,7 @@
         <w:t>Please</w:t>
       </w:r>
       <w:r>
-        <w:t xml:space="preserve"> copy and paste your </w:t>
-      </w:r>
-      <w:r>
-        <w:lastRenderedPageBreak/>
-        <w:t xml:space="preserve">implemented </w:t>
+        <w:t xml:space="preserve"> copy and paste your implemented </w:t>
       </w:r>
       <w:r>
         <w:rPr>
@@ -1360,21 +1273,7 @@
         <w:rPr>
           <w:rFonts w:eastAsiaTheme="minorEastAsia"/>
         </w:rPr>
-        <w:t xml:space="preserve"> algorithm into the </w:t>
-      </w:r>
-      <w:proofErr w:type="gramStart"/>
-      <w:r>
-        <w:rPr>
-          <w:rFonts w:eastAsiaTheme="minorEastAsia"/>
-        </w:rPr>
-        <w:t>report, and</w:t>
-      </w:r>
-      <w:proofErr w:type="gramEnd"/>
-      <w:r>
-        <w:rPr>
-          <w:rFonts w:eastAsiaTheme="minorEastAsia"/>
-        </w:rPr>
-        <w:t xml:space="preserve"> </w:t>
+        <w:t xml:space="preserve"> algorithm into the report, and </w:t>
       </w:r>
       <w:r>
         <w:rPr>

--- a/Labs/Lab3 Cocktail Sort.docx
+++ b/Labs/Lab3 Cocktail Sort.docx
@@ -1204,11 +1204,6 @@
       </w:r>
     </w:p>
     <w:p>
-      <w:pPr>
-        <w:rPr>
-          <w:rFonts w:eastAsiaTheme="minorEastAsia"/>
-        </w:rPr>
-      </w:pPr>
       <w:r>
         <w:t>Put</w:t>
       </w:r>
@@ -1249,19 +1244,91 @@
         <w:t xml:space="preserve"> </w:t>
       </w:r>
       <w:r>
+        <w:t>C</w:t>
+      </w:r>
+      <w:r>
+        <w:t xml:space="preserve">opy and paste your implemented </w:t>
+      </w:r>
+      <w:r>
+        <w:rPr>
+          <w:rFonts w:eastAsiaTheme="minorEastAsia"/>
+        </w:rPr>
+        <w:t>Cocktail Sort</w:t>
+      </w:r>
+      <w:r>
+        <w:rPr>
+          <w:rFonts w:eastAsiaTheme="minorEastAsia"/>
+        </w:rPr>
+        <w:t xml:space="preserve"> algorithm into the report, and </w:t>
+      </w:r>
+      <w:r>
+        <w:rPr>
+          <w:rFonts w:eastAsiaTheme="minorEastAsia"/>
+        </w:rPr>
+        <w:t xml:space="preserve">provide a line-by-line explanation of the </w:t>
+      </w:r>
+      <w:r>
+        <w:rPr>
+          <w:rFonts w:eastAsiaTheme="minorEastAsia"/>
+        </w:rPr>
+        <w:t xml:space="preserve">new </w:t>
+      </w:r>
+      <w:r>
+        <w:rPr>
+          <w:rFonts w:eastAsiaTheme="minorEastAsia"/>
+        </w:rPr>
+        <w:t>code</w:t>
+      </w:r>
+      <w:r>
+        <w:rPr>
+          <w:rFonts w:eastAsiaTheme="minorEastAsia"/>
+        </w:rPr>
+        <w:t xml:space="preserve"> </w:t>
+      </w:r>
+      <w:r>
+        <w:rPr>
+          <w:rFonts w:eastAsiaTheme="minorEastAsia"/>
+        </w:rPr>
+        <w:t>that you wrote</w:t>
+      </w:r>
+      <w:r>
+        <w:t>.</w:t>
+      </w:r>
+      <w:r>
+        <w:t xml:space="preserve"> </w:t>
+      </w:r>
+      <w:r>
         <w:t>U</w:t>
       </w:r>
       <w:r>
         <w:t xml:space="preserve">se the project report </w:t>
       </w:r>
       <w:r>
-        <w:t xml:space="preserve">template and submit the report in PDF format. </w:t>
-      </w:r>
-      <w:r>
-        <w:t>Please</w:t>
-      </w:r>
-      <w:r>
-        <w:t xml:space="preserve"> copy and paste your implemented </w:t>
+        <w:t>template and submit the report in PDF format.</w:t>
+      </w:r>
+    </w:p>
+    <w:p>
+      <w:pPr>
+        <w:spacing w:after="0"/>
+        <w:rPr>
+          <w:b/>
+          <w:bCs/>
+        </w:rPr>
+      </w:pPr>
+      <w:r>
+        <w:rPr>
+          <w:b/>
+          <w:bCs/>
+        </w:rPr>
+        <w:t xml:space="preserve">Grading fabric: </w:t>
+      </w:r>
+    </w:p>
+    <w:p>
+      <w:pPr>
+        <w:spacing w:after="0"/>
+      </w:pPr>
+      <w:r>
+        <w:t xml:space="preserve">Correct implementation of </w:t>
       </w:r>
       <w:r>
         <w:rPr>
@@ -1270,43 +1337,25 @@
         <w:t>Cocktail Sort</w:t>
       </w:r>
       <w:r>
-        <w:rPr>
-          <w:rFonts w:eastAsiaTheme="minorEastAsia"/>
-        </w:rPr>
-        <w:t xml:space="preserve"> algorithm into the report, and </w:t>
-      </w:r>
-      <w:r>
-        <w:rPr>
-          <w:rFonts w:eastAsiaTheme="minorEastAsia"/>
-        </w:rPr>
-        <w:t xml:space="preserve">provide a line-by-line explanation of the </w:t>
-      </w:r>
-      <w:r>
-        <w:rPr>
-          <w:rFonts w:eastAsiaTheme="minorEastAsia"/>
-        </w:rPr>
-        <w:t xml:space="preserve">new </w:t>
-      </w:r>
-      <w:r>
-        <w:rPr>
-          <w:rFonts w:eastAsiaTheme="minorEastAsia"/>
-        </w:rPr>
-        <w:t>code</w:t>
-      </w:r>
-      <w:r>
-        <w:rPr>
-          <w:rFonts w:eastAsiaTheme="minorEastAsia"/>
-        </w:rPr>
-        <w:t xml:space="preserve"> </w:t>
-      </w:r>
-      <w:r>
-        <w:rPr>
-          <w:rFonts w:eastAsiaTheme="minorEastAsia"/>
-        </w:rPr>
-        <w:t>that you wrote</w:t>
-      </w:r>
-      <w:r>
-        <w:t>.</w:t>
+        <w:t xml:space="preserve">: </w:t>
+      </w:r>
+      <w:r>
+        <w:t>6</w:t>
+      </w:r>
+      <w:r>
+        <w:t xml:space="preserve"> pts; </w:t>
+      </w:r>
+      <w:r>
+        <w:t>line-by-line explanation</w:t>
+      </w:r>
+      <w:r>
+        <w:t xml:space="preserve">: </w:t>
+      </w:r>
+      <w:r>
+        <w:t>4</w:t>
+      </w:r>
+      <w:r>
+        <w:t xml:space="preserve"> pts</w:t>
       </w:r>
     </w:p>
     <w:sectPr>
